--- a/Templates/шаблоны актов без залогов/физ иниц рестр + реал/Определение о введении реструктуризации ЗАЕМЩИК.docx
+++ b/Templates/шаблоны актов без залогов/физ иниц рестр + реал/Определение о введении реструктуризации ЗАЕМЩИК.docx
@@ -385,9 +385,26 @@
           <w:rFonts w:ascii="Times New Roman" w:hAnsi="Times New Roman" w:cs="Times New Roman"/>
         </w:rPr>
       </w:pPr>
+      <w:proofErr w:type="gramStart"/>
       <w:r>
-        <w:t>Арбитражный суд Ростовской области в составе судьи [415], при ведении протокола судебного заседания секретарём судьи __________, ознакомившись с заявлением «[989]» (ОГРН [990], ИНН [991]) о банкротстве [2.1] (дата рождения: [3],  ИНН  [4], СНИЛС  [5], место регистрации: [6]), в отсутствие участвующих в деле лиц, извещенных о времени и месте судебного заседания надлежащим образом, установил следующее.</w:t>
+        <w:rPr>
+          <w:rFonts w:ascii="Times New Roman" w:hAnsi="Times New Roman" w:cs="Times New Roman"/>
+        </w:rPr>
+        <w:t xml:space="preserve">Арбитражный суд Ростовской области в составе судьи [415], при ведении протокола судебного заседания секретарём судьи </w:t>
       </w:r>
+      <w:r>
+        <w:rPr>
+          <w:rFonts w:ascii="Times New Roman" w:hAnsi="Times New Roman" w:cs="Times New Roman"/>
+        </w:rPr>
+        <w:t>[29]</w:t>
+      </w:r>
+      <w:r>
+        <w:rPr>
+          <w:rFonts w:ascii="Times New Roman" w:hAnsi="Times New Roman" w:cs="Times New Roman"/>
+        </w:rPr>
+        <w:t>, ознакомившись с заявлением «[989]» (ОГРН [990], ИНН [991]) о банкротстве [2.1] (дата рождения: [3],  ИНН  [4], СНИЛС  [5], место регистрации: [6]), в отсутствие участвующих в деле лиц, извещенных о времени и месте судебного заседания надлежащим образом, установил следующее.</w:t>
+      </w:r>
+      <w:proofErr w:type="gramEnd"/>
     </w:p>
     <w:p>
       <w:pPr>
@@ -399,6 +416,9 @@
         </w:rPr>
       </w:pPr>
       <w:r>
+        <w:rPr>
+          <w:rFonts w:ascii="Times New Roman" w:hAnsi="Times New Roman" w:cs="Times New Roman"/>
+        </w:rPr>
         <w:t>«[989]» (далее – банк) обратилось в арбитражный суд с заявлением о банкротстве  [2.1].</w:t>
       </w:r>
     </w:p>
@@ -411,232 +431,19 @@
           <w:rFonts w:ascii="Times New Roman" w:hAnsi="Times New Roman" w:cs="Times New Roman"/>
         </w:rPr>
       </w:pPr>
+      <w:proofErr w:type="gramStart"/>
       <w:r>
         <w:rPr>
-          <w:rFonts w:ascii="Times New Roman" w:hAnsi="Times New Roman"/>
+          <w:rFonts w:ascii="Times New Roman" w:hAnsi="Times New Roman" w:cs="Times New Roman"/>
         </w:rPr>
-        <w:t>В обоснование заявления заявитель указывает, что должник имеет неисполненные обязательства по кредитному договору от [</w:t>
+        <w:t>В обоснование заявления заявитель указывает, что должник имеет неисполненные обязательства по кредитному договору от [100] № [110], кредитный договор от [101] № [111], кредитный договор от [102] № [112], кредитный договор от [103] № [113], кредитный договор от [104] № [114], договор поручительства от [105] № [115] [992].в размере [12] руб., из них основного долга в размере [13] руб., просроченных процентов в размере [14] руб</w:t>
       </w:r>
+      <w:proofErr w:type="gramEnd"/>
       <w:r>
         <w:rPr>
-          <w:rFonts w:ascii="Times New Roman" w:hAnsi="Times New Roman"/>
-          <w:highlight w:val="yellow"/>
+          <w:rFonts w:ascii="Times New Roman" w:hAnsi="Times New Roman" w:cs="Times New Roman"/>
         </w:rPr>
-        <w:t>100]</w:t>
-      </w:r>
-      <w:r>
-        <w:rPr>
-          <w:rFonts w:ascii="Times New Roman" w:hAnsi="Times New Roman"/>
-        </w:rPr>
-        <w:t xml:space="preserve"> № [</w:t>
-      </w:r>
-      <w:r>
-        <w:rPr>
-          <w:rFonts w:ascii="Times New Roman" w:hAnsi="Times New Roman"/>
-          <w:highlight w:val="yellow"/>
-        </w:rPr>
-        <w:t>110]</w:t>
-      </w:r>
-      <w:r>
-        <w:rPr>
-          <w:rFonts w:ascii="Times New Roman" w:hAnsi="Times New Roman"/>
-        </w:rPr>
-        <w:t>, кредитный договор от [</w:t>
-      </w:r>
-      <w:r>
-        <w:rPr>
-          <w:rFonts w:ascii="Times New Roman" w:hAnsi="Times New Roman"/>
-          <w:highlight w:val="yellow"/>
-        </w:rPr>
-        <w:t>101]</w:t>
-      </w:r>
-      <w:r>
-        <w:rPr>
-          <w:rFonts w:ascii="Times New Roman" w:hAnsi="Times New Roman"/>
-        </w:rPr>
-        <w:t xml:space="preserve"> № [</w:t>
-      </w:r>
-      <w:r>
-        <w:rPr>
-          <w:rFonts w:ascii="Times New Roman" w:hAnsi="Times New Roman"/>
-          <w:highlight w:val="yellow"/>
-        </w:rPr>
-        <w:t>111]</w:t>
-      </w:r>
-      <w:r>
-        <w:rPr>
-          <w:rFonts w:ascii="Times New Roman" w:hAnsi="Times New Roman"/>
-        </w:rPr>
-        <w:t>, кредитный договор от [</w:t>
-      </w:r>
-      <w:r>
-        <w:rPr>
-          <w:rFonts w:ascii="Times New Roman" w:hAnsi="Times New Roman"/>
-          <w:highlight w:val="yellow"/>
-        </w:rPr>
-        <w:t>102]</w:t>
-      </w:r>
-      <w:r>
-        <w:rPr>
-          <w:rFonts w:ascii="Times New Roman" w:hAnsi="Times New Roman"/>
-        </w:rPr>
-        <w:t xml:space="preserve"> № [</w:t>
-      </w:r>
-      <w:r>
-        <w:rPr>
-          <w:rFonts w:ascii="Times New Roman" w:hAnsi="Times New Roman"/>
-          <w:highlight w:val="yellow"/>
-        </w:rPr>
-        <w:t>112]</w:t>
-      </w:r>
-      <w:r>
-        <w:rPr>
-          <w:rFonts w:ascii="Times New Roman" w:hAnsi="Times New Roman"/>
-        </w:rPr>
-        <w:t>, кредитный договор от [</w:t>
-      </w:r>
-      <w:r>
-        <w:rPr>
-          <w:rFonts w:ascii="Times New Roman" w:hAnsi="Times New Roman"/>
-          <w:highlight w:val="yellow"/>
-        </w:rPr>
-        <w:t>103]</w:t>
-      </w:r>
-      <w:r>
-        <w:rPr>
-          <w:rFonts w:ascii="Times New Roman" w:hAnsi="Times New Roman"/>
-        </w:rPr>
-        <w:t xml:space="preserve"> № [</w:t>
-      </w:r>
-      <w:r>
-        <w:rPr>
-          <w:rFonts w:ascii="Times New Roman" w:hAnsi="Times New Roman"/>
-          <w:highlight w:val="yellow"/>
-        </w:rPr>
-        <w:t>113]</w:t>
-      </w:r>
-      <w:r>
-        <w:rPr>
-          <w:rFonts w:ascii="Times New Roman" w:hAnsi="Times New Roman"/>
-        </w:rPr>
-        <w:t>, кредитный договор от [</w:t>
-      </w:r>
-      <w:r>
-        <w:rPr>
-          <w:rFonts w:ascii="Times New Roman" w:hAnsi="Times New Roman"/>
-          <w:highlight w:val="yellow"/>
-        </w:rPr>
-        <w:t>104]</w:t>
-      </w:r>
-      <w:r>
-        <w:rPr>
-          <w:rFonts w:ascii="Times New Roman" w:hAnsi="Times New Roman"/>
-        </w:rPr>
-        <w:t xml:space="preserve"> № [</w:t>
-      </w:r>
-      <w:r>
-        <w:rPr>
-          <w:rFonts w:ascii="Times New Roman" w:hAnsi="Times New Roman"/>
-          <w:highlight w:val="yellow"/>
-        </w:rPr>
-        <w:t>114]</w:t>
-      </w:r>
-      <w:r>
-        <w:rPr>
-          <w:rFonts w:ascii="Times New Roman" w:hAnsi="Times New Roman"/>
-        </w:rPr>
-        <w:t>, договор поручительства от [</w:t>
-      </w:r>
-      <w:r>
-        <w:rPr>
-          <w:rFonts w:ascii="Times New Roman" w:hAnsi="Times New Roman"/>
-          <w:highlight w:val="yellow"/>
-        </w:rPr>
-        <w:t>105]</w:t>
-      </w:r>
-      <w:r>
-        <w:rPr>
-          <w:rFonts w:ascii="Times New Roman" w:hAnsi="Times New Roman"/>
-        </w:rPr>
-        <w:t xml:space="preserve"> № [</w:t>
-      </w:r>
-      <w:r>
-        <w:rPr>
-          <w:rFonts w:ascii="Times New Roman" w:hAnsi="Times New Roman"/>
-          <w:highlight w:val="yellow"/>
-        </w:rPr>
-        <w:t>115]</w:t>
-      </w:r>
-      <w:r>
-        <w:rPr>
-          <w:rFonts w:ascii="Times New Roman" w:hAnsi="Times New Roman"/>
-        </w:rPr>
-        <w:t xml:space="preserve"> [</w:t>
-      </w:r>
-      <w:r>
-        <w:rPr>
-          <w:rFonts w:ascii="Times New Roman" w:hAnsi="Times New Roman"/>
-          <w:highlight w:val="yellow"/>
-        </w:rPr>
-        <w:t>992]</w:t>
-      </w:r>
-      <w:r>
-        <w:rPr>
-          <w:rFonts w:ascii="Times New Roman" w:hAnsi="Times New Roman"/>
-        </w:rPr>
-        <w:t>.в размере [</w:t>
-      </w:r>
-      <w:r>
-        <w:rPr>
-          <w:rFonts w:ascii="Times New Roman" w:hAnsi="Times New Roman"/>
-          <w:highlight w:val="yellow"/>
-        </w:rPr>
-        <w:t>12]</w:t>
-      </w:r>
-      <w:r>
-        <w:rPr>
-          <w:rFonts w:ascii="Times New Roman" w:hAnsi="Times New Roman"/>
-        </w:rPr>
-        <w:t xml:space="preserve"> руб., из них основного долга в размере [</w:t>
-      </w:r>
-      <w:r>
-        <w:rPr>
-          <w:rFonts w:ascii="Times New Roman" w:hAnsi="Times New Roman"/>
-          <w:highlight w:val="yellow"/>
-        </w:rPr>
-        <w:t>13]</w:t>
-      </w:r>
-      <w:r>
-        <w:rPr>
-          <w:rFonts w:ascii="Times New Roman" w:hAnsi="Times New Roman"/>
-        </w:rPr>
-        <w:t xml:space="preserve"> руб., просроченных процентов в размере [</w:t>
-      </w:r>
-      <w:r>
-        <w:rPr>
-          <w:rFonts w:ascii="Times New Roman" w:hAnsi="Times New Roman"/>
-          <w:highlight w:val="yellow"/>
-        </w:rPr>
-        <w:t>14]</w:t>
-      </w:r>
-      <w:r>
-        <w:rPr>
-          <w:rFonts w:ascii="Times New Roman" w:hAnsi="Times New Roman"/>
-        </w:rPr>
-        <w:t xml:space="preserve"> руб., неустойки в размере [</w:t>
-      </w:r>
-      <w:r>
-        <w:rPr>
-          <w:rFonts w:ascii="Times New Roman" w:hAnsi="Times New Roman"/>
-          <w:highlight w:val="yellow"/>
-        </w:rPr>
-        <w:t>15]</w:t>
-      </w:r>
-      <w:r>
-        <w:rPr>
-          <w:rFonts w:ascii="Times New Roman" w:hAnsi="Times New Roman"/>
-        </w:rPr>
-        <w:t xml:space="preserve"> руб.</w:t>
+        <w:t>., неустойки в размере [15] руб.</w:t>
       </w:r>
     </w:p>
     <w:p>
@@ -798,8 +605,14 @@
         <w:rPr>
           <w:rFonts w:ascii="Times New Roman" w:eastAsia="Times New Roman" w:hAnsi="Times New Roman" w:cs="Times New Roman"/>
         </w:rPr>
+        <w:t xml:space="preserve">При указанных обстоятельствах суд считает заявление кредитора обоснованным и вводит процедуру реструктуризации долгов гражданина в соответствии с предписанием пункта 1 статьи </w:t>
+      </w:r>
+      <w:r>
+        <w:rPr>
+          <w:rFonts w:ascii="Times New Roman" w:eastAsia="Times New Roman" w:hAnsi="Times New Roman" w:cs="Times New Roman"/>
+        </w:rPr>
         <w:lastRenderedPageBreak/>
-        <w:t>При указанных обстоятельствах суд считает заявление кредитора обоснованным и вводит процедуру реструктуризации долгов гражданина в соответствии с предписанием пункта 1 статьи 213.6 Закона о банкротстве. Основания для введения иной процедуры у суда отсутствуют. Предусмотренное пунктом 8 той же статьи исключение позволяет ввести процедуру реализации имущества гражданина в качестве первой процедуры исключительно в том случае, если с таким ходатайством обратился гражданин. Введение данной процедуры по ходатайству конкурсного кредитора не допускается.</w:t>
+        <w:t>213.6 Закона о банкротстве. Основания для введения иной процедуры у суда отсутствуют. Предусмотренное пунктом 8 той же статьи исключение позволяет ввести процедуру реализации имущества гражданина в качестве первой процедуры исключительно в том случае, если с таким ходатайством обратился гражданин. Введение данной процедуры по ходатайству конкурсного кредитора не допускается.</w:t>
       </w:r>
     </w:p>
     <w:p>
@@ -934,14 +747,12 @@
         <w:jc w:val="center"/>
         <w:rPr>
           <w:rFonts w:ascii="Times New Roman" w:hAnsi="Times New Roman" w:cs="Times New Roman"/>
-          <w:b/>
           <w:szCs w:val="24"/>
         </w:rPr>
       </w:pPr>
       <w:r>
         <w:rPr>
           <w:rFonts w:ascii="Times New Roman" w:hAnsi="Times New Roman" w:cs="Times New Roman"/>
-          <w:b/>
           <w:szCs w:val="24"/>
         </w:rPr>
         <w:t xml:space="preserve">О </w:t>
@@ -950,7 +761,6 @@
       <w:r>
         <w:rPr>
           <w:rFonts w:ascii="Times New Roman" w:hAnsi="Times New Roman" w:cs="Times New Roman"/>
-          <w:b/>
           <w:szCs w:val="24"/>
         </w:rPr>
         <w:t>П</w:t>
@@ -959,7 +769,6 @@
       <w:r>
         <w:rPr>
           <w:rFonts w:ascii="Times New Roman" w:hAnsi="Times New Roman" w:cs="Times New Roman"/>
-          <w:b/>
           <w:szCs w:val="24"/>
         </w:rPr>
         <w:t xml:space="preserve"> Р Е Д Е Л И Л:</w:t>
@@ -976,6 +785,9 @@
         </w:rPr>
       </w:pPr>
       <w:r>
+        <w:rPr>
+          <w:rFonts w:ascii="Times New Roman" w:hAnsi="Times New Roman" w:cs="Times New Roman"/>
+        </w:rPr>
         <w:t>Признать требование «[989]» обоснованным.</w:t>
       </w:r>
     </w:p>
@@ -994,22 +806,7 @@
           <w:rFonts w:ascii="Times New Roman" w:hAnsi="Times New Roman" w:cs="Times New Roman"/>
           <w:szCs w:val="24"/>
         </w:rPr>
-        <w:t xml:space="preserve">Ввести в отношении </w:t>
-      </w:r>
-      <w:r>
-        <w:rPr>
-          <w:rFonts w:ascii="Times New Roman" w:hAnsi="Times New Roman" w:cs="Times New Roman"/>
-          <w:szCs w:val="24"/>
-          <w:highlight w:val="yellow"/>
-        </w:rPr>
-        <w:t>[2.1]</w:t>
-      </w:r>
-      <w:r>
-        <w:rPr>
-          <w:rFonts w:ascii="Times New Roman" w:hAnsi="Times New Roman" w:cs="Times New Roman"/>
-          <w:szCs w:val="24"/>
-        </w:rPr>
-        <w:t xml:space="preserve"> </w:t>
+        <w:t xml:space="preserve">Ввести в отношении [2.1] </w:t>
       </w:r>
       <w:r>
         <w:rPr>
@@ -1045,6 +842,9 @@
         </w:rPr>
       </w:pPr>
       <w:r>
+        <w:rPr>
+          <w:rFonts w:ascii="Times New Roman" w:hAnsi="Times New Roman" w:cs="Times New Roman"/>
+        </w:rPr>
         <w:t>Включить в третью очередь реестра требований кредиторов должника требование «[989]» в размере [12] руб., из них: [13] руб. – основной долг, [13] руб. - проценты, [35] руб. – плата за использование лимита, [14] руб. – неустойка.</w:t>
       </w:r>
     </w:p>
@@ -1088,7 +888,6 @@
         <w:rPr>
           <w:rFonts w:ascii="Times New Roman" w:hAnsi="Times New Roman" w:cs="Times New Roman"/>
           <w:szCs w:val="24"/>
-          <w:highlight w:val="yellow"/>
         </w:rPr>
         <w:t xml:space="preserve">[16] </w:t>
       </w:r>
@@ -1112,80 +911,27 @@
       </w:pPr>
       <w:r>
         <w:rPr>
-          <w:rFonts w:ascii="Times New Roman" w:hAnsi="Times New Roman"/>
+          <w:rFonts w:ascii="Times New Roman" w:hAnsi="Times New Roman" w:cs="Times New Roman"/>
         </w:rPr>
-        <w:t>Утвердить финансовым управляющим должника – [</w:t>
-      </w:r>
-      <w:r>
-        <w:rPr>
-          <w:rFonts w:ascii="Times New Roman" w:hAnsi="Times New Roman"/>
-          <w:highlight w:val="yellow"/>
-        </w:rPr>
-        <w:t>8]</w:t>
-      </w:r>
-      <w:r>
-        <w:rPr>
-          <w:rFonts w:ascii="Times New Roman" w:hAnsi="Times New Roman"/>
-        </w:rPr>
-        <w:t xml:space="preserve"> (ИНН [</w:t>
-      </w:r>
-      <w:r>
-        <w:rPr>
-          <w:rFonts w:ascii="Times New Roman" w:hAnsi="Times New Roman"/>
-          <w:highlight w:val="yellow"/>
-        </w:rPr>
-        <w:t>41]</w:t>
-      </w:r>
-      <w:r>
-        <w:rPr>
-          <w:rFonts w:ascii="Times New Roman" w:hAnsi="Times New Roman"/>
-        </w:rPr>
-        <w:t>, адрес для корреспонденции: [</w:t>
-      </w:r>
-      <w:r>
-        <w:rPr>
-          <w:rFonts w:ascii="Times New Roman" w:hAnsi="Times New Roman"/>
-          <w:highlight w:val="yellow"/>
-        </w:rPr>
-        <w:t>42]</w:t>
-      </w:r>
-      <w:proofErr w:type="gramStart"/>
-      <w:r>
-        <w:rPr>
-          <w:rFonts w:ascii="Times New Roman" w:hAnsi="Times New Roman"/>
-        </w:rPr>
-        <w:t xml:space="preserve"> )</w:t>
-      </w:r>
-      <w:proofErr w:type="gramEnd"/>
-      <w:r>
-        <w:rPr>
-          <w:rFonts w:ascii="Times New Roman" w:hAnsi="Times New Roman"/>
-        </w:rPr>
-        <w:t>, члена Ассоциации «Саморегулируемая организация а</w:t>
-      </w:r>
-      <w:r>
-        <w:rPr>
-          <w:rFonts w:ascii="Times New Roman" w:hAnsi="Times New Roman"/>
-        </w:rPr>
-        <w:t>рбитражных управляющих «</w:t>
-      </w:r>
-      <w:r>
-        <w:rPr>
-          <w:rFonts w:ascii="Times New Roman" w:hAnsi="Times New Roman"/>
-        </w:rPr>
-        <w:t>[987]</w:t>
-      </w:r>
-      <w:r>
-        <w:rPr>
-          <w:rFonts w:ascii="Times New Roman" w:hAnsi="Times New Roman"/>
-        </w:rPr>
-        <w:t>»</w:t>
+        <w:t>Утвердить финансовым управляющим должника – [8] (ИНН [41], адрес для корреспонденции: [42]</w:t>
       </w:r>
       <w:bookmarkStart w:id="0" w:name="_GoBack"/>
       <w:bookmarkEnd w:id="0"/>
       <w:r>
         <w:rPr>
-          <w:rFonts w:ascii="Times New Roman" w:hAnsi="Times New Roman"/>
+          <w:rFonts w:ascii="Times New Roman" w:hAnsi="Times New Roman" w:cs="Times New Roman"/>
+        </w:rPr>
+        <w:t>), члена Ассоциации «Саморегулируемая организация а</w:t>
+      </w:r>
+      <w:r>
+        <w:rPr>
+          <w:rFonts w:ascii="Times New Roman" w:hAnsi="Times New Roman" w:cs="Times New Roman"/>
+        </w:rPr>
+        <w:t>рбитражных управляющих «[987]»</w:t>
+      </w:r>
+      <w:r>
+        <w:rPr>
+          <w:rFonts w:ascii="Times New Roman" w:hAnsi="Times New Roman" w:cs="Times New Roman"/>
         </w:rPr>
         <w:t>.</w:t>
       </w:r>
@@ -1204,29 +950,12 @@
           <w:rFonts w:ascii="Times New Roman" w:hAnsi="Times New Roman" w:cs="Times New Roman"/>
           <w:szCs w:val="24"/>
         </w:rPr>
-        <w:lastRenderedPageBreak/>
-        <w:t xml:space="preserve">Назначить судебное заседание по рассмотрению вопроса об утверждении плана реструктуризации долгов гражданина </w:t>
-      </w:r>
-      <w:r>
-        <w:rPr>
-          <w:rFonts w:ascii="Times New Roman" w:hAnsi="Times New Roman" w:cs="Times New Roman"/>
-          <w:b/>
-          <w:szCs w:val="24"/>
-        </w:rPr>
-        <w:t xml:space="preserve">на </w:t>
-      </w:r>
-      <w:r>
-        <w:rPr>
-          <w:rFonts w:ascii="Times New Roman" w:hAnsi="Times New Roman" w:cs="Times New Roman"/>
-          <w:szCs w:val="24"/>
-        </w:rPr>
-        <w:t>[99]</w:t>
+        <w:t>Назначить судебное заседание по рассмотрению вопроса об утверждении плана реструктуризации долгов гражданина на [99]</w:t>
       </w:r>
       <w:proofErr w:type="gramStart"/>
       <w:r>
         <w:rPr>
           <w:rFonts w:ascii="Times New Roman" w:hAnsi="Times New Roman" w:cs="Times New Roman"/>
-          <w:b/>
           <w:szCs w:val="24"/>
         </w:rPr>
         <w:t>.</w:t>
@@ -1262,7 +991,6 @@
         <w:jc w:val="both"/>
         <w:rPr>
           <w:rFonts w:ascii="Times New Roman" w:hAnsi="Times New Roman" w:cs="Times New Roman"/>
-          <w:b/>
           <w:bCs/>
           <w:szCs w:val="24"/>
         </w:rPr>
@@ -1273,6 +1001,7 @@
           <w:rFonts w:ascii="Times New Roman" w:hAnsi="Times New Roman" w:cs="Times New Roman"/>
           <w:szCs w:val="24"/>
         </w:rPr>
+        <w:lastRenderedPageBreak/>
         <w:t xml:space="preserve">Во исполнение </w:t>
       </w:r>
       <w:hyperlink r:id="rId7" w:tooltip="https://login.consultant.ru/link/?req=doc&amp;base=LAW&amp;n=465984&amp;dst=4099" w:history="1">
@@ -1312,30 +1041,14 @@
           <w:rFonts w:ascii="Times New Roman" w:eastAsia="Calibri" w:hAnsi="Times New Roman" w:cs="Times New Roman"/>
           <w:szCs w:val="24"/>
         </w:rPr>
-        <w:t xml:space="preserve">Федерального закона от 26.10.2002 № 127-ФЗ «О несостоятельности (банкротстве)» </w:t>
-      </w:r>
-      <w:r>
-        <w:rPr>
-          <w:rFonts w:ascii="Times New Roman" w:eastAsia="Calibri" w:hAnsi="Times New Roman" w:cs="Times New Roman"/>
-          <w:b/>
-          <w:szCs w:val="24"/>
-        </w:rPr>
-        <w:t>при получении запроса от финансового управляющего по настоящему делу обязать</w:t>
-      </w:r>
-      <w:r>
-        <w:rPr>
-          <w:rFonts w:ascii="Times New Roman" w:hAnsi="Times New Roman" w:cs="Times New Roman"/>
-          <w:b/>
-          <w:szCs w:val="24"/>
-        </w:rPr>
-        <w:t xml:space="preserve"> </w:t>
+        <w:t>Федерального закона от 26.10.2002 № 127-ФЗ «О несостоятельности (банкротстве)» при получении запроса от финансового управляющего по настоящему делу обязать</w:t>
       </w:r>
       <w:r>
         <w:rPr>
           <w:rFonts w:ascii="Times New Roman" w:hAnsi="Times New Roman" w:cs="Times New Roman"/>
           <w:szCs w:val="24"/>
         </w:rPr>
-        <w:t xml:space="preserve">Федеральную налоговую службы России, Федеральную службу государственной регистрации, кадастра и картографии, Единый государственный реестр записей актов гражданского состояния, </w:t>
+        <w:t xml:space="preserve"> Федеральную налоговую службы России, Федеральную службу государственной регистрации, кадастра и картографии, Единый государственный реестр записей актов гражданского состояния, </w:t>
       </w:r>
       <w:r>
         <w:rPr>
@@ -1344,17 +1057,7 @@
           <w:szCs w:val="24"/>
           <w:shd w:val="clear" w:color="auto" w:fill="FFFFFF"/>
         </w:rPr>
-        <w:t>Фонд пенсионного и социального страхования Российской Федерации,</w:t>
-      </w:r>
-      <w:r>
-        <w:rPr>
-          <w:rFonts w:ascii="Times New Roman" w:hAnsi="Times New Roman" w:cs="Times New Roman"/>
-          <w:b/>
-          <w:bCs/>
-          <w:szCs w:val="24"/>
-          <w:shd w:val="clear" w:color="auto" w:fill="FFFFFF"/>
-        </w:rPr>
-        <w:t xml:space="preserve"> </w:t>
+        <w:t xml:space="preserve">Фонд пенсионного и социального страхования Российской Федерации, </w:t>
       </w:r>
       <w:r>
         <w:rPr>
@@ -1389,36 +1092,7 @@
           <w:szCs w:val="24"/>
           <w:shd w:val="clear" w:color="auto" w:fill="FFFFFF"/>
         </w:rPr>
-        <w:t>,</w:t>
-      </w:r>
-      <w:r>
-        <w:rPr>
-          <w:rFonts w:ascii="Times New Roman" w:hAnsi="Times New Roman" w:cs="Times New Roman"/>
-          <w:b/>
-          <w:bCs/>
-          <w:szCs w:val="24"/>
-          <w:shd w:val="clear" w:color="auto" w:fill="FFFFFF"/>
-        </w:rPr>
-        <w:t xml:space="preserve"> </w:t>
-      </w:r>
-      <w:r>
-        <w:rPr>
-          <w:rFonts w:ascii="Times New Roman" w:hAnsi="Times New Roman" w:cs="Times New Roman"/>
-          <w:bCs/>
-          <w:szCs w:val="24"/>
-          <w:shd w:val="clear" w:color="auto" w:fill="FFFFFF"/>
-        </w:rPr>
-        <w:t>Главное управление по обеспечению безопасности дорожного движения Министерства внутренних дел Российской Федерации,</w:t>
-      </w:r>
-      <w:r>
-        <w:rPr>
-          <w:rFonts w:ascii="Times New Roman" w:hAnsi="Times New Roman" w:cs="Times New Roman"/>
-          <w:b/>
-          <w:bCs/>
-          <w:szCs w:val="24"/>
-          <w:shd w:val="clear" w:color="auto" w:fill="FFFFFF"/>
-        </w:rPr>
-        <w:t xml:space="preserve"> </w:t>
+        <w:t xml:space="preserve">, Главное управление по обеспечению безопасности дорожного движения Министерства внутренних дел Российской Федерации, </w:t>
       </w:r>
       <w:r>
         <w:rPr>
@@ -1442,22 +1116,11 @@
           <w:szCs w:val="24"/>
           <w:shd w:val="clear" w:color="auto" w:fill="FFFFFF"/>
         </w:rPr>
-        <w:t>в лице соответствующих территориальных органов и иные государственные регистрирующие органы</w:t>
-      </w:r>
-      <w:r>
-        <w:rPr>
-          <w:rFonts w:ascii="Times New Roman" w:hAnsi="Times New Roman" w:cs="Times New Roman"/>
-          <w:b/>
-          <w:bCs/>
-          <w:szCs w:val="24"/>
-          <w:shd w:val="clear" w:color="auto" w:fill="FFFFFF"/>
-        </w:rPr>
-        <w:t xml:space="preserve"> </w:t>
+        <w:t xml:space="preserve">в лице соответствующих территориальных органов и иные государственные регистрирующие органы </w:t>
       </w:r>
       <w:r>
         <w:rPr>
           <w:rFonts w:ascii="Times New Roman" w:eastAsia="Calibri" w:hAnsi="Times New Roman" w:cs="Times New Roman"/>
-          <w:b/>
           <w:szCs w:val="24"/>
         </w:rPr>
         <w:t>представить сведения (с приложением копии запрошенных документов) в отношении должника, супруга, бывшего</w:t>
@@ -1466,7 +1129,6 @@
       <w:r>
         <w:rPr>
           <w:rFonts w:ascii="Times New Roman" w:eastAsia="Calibri" w:hAnsi="Times New Roman" w:cs="Times New Roman"/>
-          <w:b/>
           <w:szCs w:val="24"/>
         </w:rPr>
         <w:t xml:space="preserve"> супруга должника и его </w:t>
@@ -1474,7 +1136,6 @@
       <w:r>
         <w:rPr>
           <w:rFonts w:ascii="Times New Roman" w:hAnsi="Times New Roman" w:cs="Times New Roman"/>
-          <w:b/>
           <w:szCs w:val="24"/>
         </w:rPr>
         <w:t>родственников,</w:t>
@@ -1482,7 +1143,6 @@
       <w:r>
         <w:rPr>
           <w:rFonts w:ascii="Times New Roman" w:hAnsi="Times New Roman" w:cs="Times New Roman"/>
-          <w:b/>
           <w:bCs/>
           <w:szCs w:val="24"/>
         </w:rPr>

--- a/Templates/шаблоны актов без залогов/физ иниц рестр + реал/Определение о введении реструктуризации ЗАЕМЩИК.docx
+++ b/Templates/шаблоны актов без залогов/физ иниц рестр + реал/Определение о введении реструктуризации ЗАЕМЩИК.docx
@@ -1243,8 +1243,7 @@
     <w:p>
       <w:pPr>
         <w:tabs>
-          <w:tab w:val="left" w:pos="720"/>
-          <w:tab w:val="left" w:pos="7020"/>
+          <w:tab w:pos="9355" w:val="right"/>
         </w:tabs>
         <w:jc w:val="both"/>
         <w:rPr>
@@ -1258,13 +1257,7 @@
           <w:rFonts w:ascii="Times New Roman" w:hAnsi="Times New Roman" w:cs="Times New Roman"/>
           <w:szCs w:val="24"/>
         </w:rPr>
-        <w:t xml:space="preserve">Судья                                                                            </w:t>
-      </w:r>
-      <w:r>
-        <w:rPr>
-          <w:rFonts w:ascii="Times New Roman" w:hAnsi="Times New Roman" w:cs="Times New Roman"/>
-          <w:szCs w:val="24"/>
-        </w:rPr>
+        <w:t>Судья</w:t>
         <w:tab/>
       </w:r>
       <w:r>
@@ -1272,14 +1265,18 @@
           <w:rFonts w:ascii="Times New Roman" w:hAnsi="Times New Roman" w:cs="Times New Roman"/>
           <w:szCs w:val="24"/>
         </w:rPr>
-        <w:tab/>
       </w:r>
       <w:r>
         <w:rPr>
           <w:rFonts w:ascii="Times New Roman" w:hAnsi="Times New Roman" w:cs="Times New Roman"/>
           <w:szCs w:val="24"/>
         </w:rPr>
-        <w:tab/>
+      </w:r>
+      <w:r>
+        <w:rPr>
+          <w:rFonts w:ascii="Times New Roman" w:hAnsi="Times New Roman" w:cs="Times New Roman"/>
+          <w:szCs w:val="24"/>
+        </w:rPr>
       </w:r>
       <w:r>
         <w:rPr>
@@ -1287,7 +1284,7 @@
           <w:szCs w:val="24"/>
           <w:lang w:val="en-US"/>
         </w:rPr>
-        <w:t xml:space="preserve">     [415]</w:t>
+        <w:t>[415]</w:t>
       </w:r>
     </w:p>
     <w:p>
